--- a/submission_packages/frontiers_signal_processing_20260601/01_manuscript_frontiers_full/Frontiers_Original_Research_Manuscript.docx
+++ b/submission_packages/frontiers_signal_processing_20260601/01_manuscript_frontiers_full/Frontiers_Original_Research_Manuscript.docx
@@ -408,7 +408,7 @@
     </w:p>
     <w:p>
       <w:r>
-        <w:t>The primary CTU-UHB/CTU-CHB dataset is publicly available through PhysioNet [goldberger2000,chudacek2014,ctuuhb]. CTGDL-FHRMA is available through its public Zenodo record with subset-specific access caveats [ctgdl]. UCI Cardiotocography is available through the UCI Machine Learning Repository [uci]. Derived figure source-data tables, supplementary CSV tables, the fixed record-level split and reviewer-sensitivity tables are available in the project repository at https://github.com/Luciky-Leo/ctg-foundation-trajectory and in the versioned Zenodo archive at https://doi.org/10.5281/zenodo.20376424. The repository name is historical and does not imply that the model is a foundation model.</w:t>
+        <w:t>The primary CTU-UHB/CTU-CHB dataset is publicly available through PhysioNet [goldberger2000,chudacek2014,ctuuhb]. CTGDL-FHRMA is available through its public Zenodo record with subset-specific access caveats [ctgdl]. UCI Cardiotocography is available through the UCI Machine Learning Repository [uci]. Derived figure source-data tables, supplementary CSV tables, the fixed record-level split and reviewer-sensitivity tables are available in the project repository at https://github.com/Luciky-Leo/ctg-foundation-trajectory and in the versioned Zenodo archive at https://doi.org/10.5281/zenodo.20484443. The repository name is historical and does not imply that the model is a foundation model.</w:t>
       </w:r>
     </w:p>
     <w:p>
@@ -421,7 +421,7 @@
     </w:p>
     <w:p>
       <w:r>
-        <w:t>The analysis code and manuscript source package are available at https://github.com/Luciky-Leo/ctg-foundation-trajectory. A versioned archival release is available at https://doi.org/10.5281/zenodo.20376424. The local analysis pipeline is organized under scripts/. The transformer SSL encoder was trained by scripts/04_models/train_transformer_ssl_encoder.py; downstream embeddings, phenotypes, validation, recalibration, reviewer-requested sensitivity analyses and figure source-data tables were generated by the remaining scripts in scripts/04_models/ and scripts/05_reports/. Manuscript figures were generated by scripts/05_reports/build_manuscript_figures.py. Figure legends, Results text, Methods text, and supplementary tables were generated by scripts/05_reports/build_manuscript_text_and_supplement.py. The repository includes figure source-data tables, supplementary CSV tables, the fixed record-level split, the TRIPOD+AI checklist and the reviewer-sensitivity table.</w:t>
+        <w:t>The analysis code and manuscript source package are available at https://github.com/Luciky-Leo/ctg-foundation-trajectory. A versioned archival release is available at https://doi.org/10.5281/zenodo.20484443. The local analysis pipeline is organized under scripts/. The transformer SSL encoder was trained by scripts/04_models/train_transformer_ssl_encoder.py; downstream embeddings, phenotypes, validation, recalibration, reviewer-requested sensitivity analyses and figure source-data tables were generated by the remaining scripts in scripts/04_models/ and scripts/05_reports/. Manuscript figures were generated by scripts/05_reports/build_manuscript_figures.py. Figure legends, Results text, Methods text, and supplementary tables were generated by scripts/05_reports/build_manuscript_text_and_supplement.py. The repository includes figure source-data tables, supplementary CSV tables, the fixed record-level split, the TRIPOD+AI checklist and the reviewer-sensitivity table.</w:t>
       </w:r>
     </w:p>
     <w:p>
@@ -434,7 +434,7 @@
     </w:p>
     <w:p>
       <w:r>
-        <w:t>The CTU-UHB/CTU-CHB dataset is publicly available through PhysioNet. CTGDL-FHRMA is available through its public Zenodo record with subset-specific access caveats. UCI Cardiotocography is available through the UCI Machine Learning Repository. Derived figure source-data tables, supplementary CSV tables, the fixed record-level split and reviewer-sensitivity tables are available in the project repository at https://github.com/Luciky-Leo/ctg-foundation-trajectory and in the versioned Zenodo archive at https://doi.org/10.5281/zenodo.20376424. The repository name is historical and does not imply that the model is a foundation model.</w:t>
+        <w:t>The CTU-UHB/CTU-CHB dataset is publicly available through PhysioNet. CTGDL-FHRMA is available through its public Zenodo record with subset-specific access caveats. UCI Cardiotocography is available through the UCI Machine Learning Repository. Derived figure source-data tables, supplementary CSV tables, the fixed record-level split and reviewer-sensitivity tables are available in the project repository at https://github.com/Luciky-Leo/ctg-foundation-trajectory and in the versioned Zenodo archive at https://doi.org/10.5281/zenodo.20484443. The repository name is historical and does not imply that the model is a foundation model.</w:t>
       </w:r>
     </w:p>
     <w:p>

--- a/submission_packages/frontiers_signal_processing_20260601/01_manuscript_frontiers_full/Frontiers_Original_Research_Manuscript.docx
+++ b/submission_packages/frontiers_signal_processing_20260601/01_manuscript_frontiers_full/Frontiers_Original_Research_Manuscript.docx
@@ -499,7 +499,7 @@
     </w:p>
     <w:p>
       <w:r>
-        <w:t>The authors acknowledge the maintainers of the public CTU-UHB/CTU-CHB, CTGDL-FHRMA and UCI Cardiotocography resources, and the open-source scientific software communities used in this analysis.</w:t>
+        <w:t>The authors acknowledge the maintainers of the public CTU-UHB/CTU-CHB, CTGDL-FHRMA and UCI Cardiotocography resources, and the open-source scientific software communities used in this analysis. During manuscript preparation, OpenAI ChatGPT/Codex (GPT-5/Codex, OpenAI), OpenAI image-generation tools, and Anthropic Claude Desktop (Anthropic) were used for language editing, formatting assistance, code and LaTeX workflow support, and schematic figure refinement. The authors reviewed and verified all analyses, references, text, figures, and source-data tables and take full responsibility for the final content.</w:t>
       </w:r>
     </w:p>
     <w:p>

--- a/submission_packages/frontiers_signal_processing_20260601/01_manuscript_frontiers_full/Frontiers_Original_Research_Manuscript.docx
+++ b/submission_packages/frontiers_signal_processing_20260601/01_manuscript_frontiers_full/Frontiers_Original_Research_Manuscript.docx
@@ -408,7 +408,7 @@
     </w:p>
     <w:p>
       <w:r>
-        <w:t>The primary CTU-UHB/CTU-CHB dataset is publicly available through PhysioNet [goldberger2000,chudacek2014,ctuuhb]. CTGDL-FHRMA is available through its public Zenodo record with subset-specific access caveats [ctgdl]. UCI Cardiotocography is available through the UCI Machine Learning Repository [uci]. Derived figure source-data tables, supplementary CSV tables, the fixed record-level split and reviewer-sensitivity tables are available in the project repository at https://github.com/Luciky-Leo/ctg-foundation-trajectory and in the versioned Zenodo archive at https://doi.org/10.5281/zenodo.20484443. The repository name is historical and does not imply that the model is a foundation model.</w:t>
+        <w:t>The primary CTU-UHB/CTU-CHB dataset is publicly available through PhysioNet [goldberger2000,chudacek2014,ctuuhb]. CTGDL-FHRMA is available through its public Zenodo record with subset-specific access caveats [ctgdl]. UCI Cardiotocography is available through the UCI Machine Learning Repository [uci]. Derived figure source-data tables, supplementary CSV tables, the fixed record-level split and reviewer-sensitivity tables are available in the project repository at https://github.com/Luciky-Leo/ctg-foundation-trajectory and in the versioned Zenodo archive at https://doi.org/10.5281/zenodo.20485068. The repository name is historical and does not imply that the model is a foundation model.</w:t>
       </w:r>
     </w:p>
     <w:p>
@@ -421,7 +421,7 @@
     </w:p>
     <w:p>
       <w:r>
-        <w:t>The analysis code and manuscript source package are available at https://github.com/Luciky-Leo/ctg-foundation-trajectory. A versioned archival release is available at https://doi.org/10.5281/zenodo.20484443. The local analysis pipeline is organized under scripts/. The transformer SSL encoder was trained by scripts/04_models/train_transformer_ssl_encoder.py; downstream embeddings, phenotypes, validation, recalibration, reviewer-requested sensitivity analyses and figure source-data tables were generated by the remaining scripts in scripts/04_models/ and scripts/05_reports/. Manuscript figures were generated by scripts/05_reports/build_manuscript_figures.py. Figure legends, Results text, Methods text, and supplementary tables were generated by scripts/05_reports/build_manuscript_text_and_supplement.py. The repository includes figure source-data tables, supplementary CSV tables, the fixed record-level split, the TRIPOD+AI checklist and the reviewer-sensitivity table.</w:t>
+        <w:t>The analysis code and manuscript source package are available at https://github.com/Luciky-Leo/ctg-foundation-trajectory. A versioned archival release is available at https://doi.org/10.5281/zenodo.20485068. The local analysis pipeline is organized under scripts/. The transformer SSL encoder was trained by scripts/04_models/train_transformer_ssl_encoder.py; downstream embeddings, phenotypes, validation, recalibration, reviewer-requested sensitivity analyses and figure source-data tables were generated by the remaining scripts in scripts/04_models/ and scripts/05_reports/. Manuscript figures were generated by scripts/05_reports/build_manuscript_figures.py. Figure legends, Results text, Methods text, and supplementary tables were generated by scripts/05_reports/build_manuscript_text_and_supplement.py. The repository includes figure source-data tables, supplementary CSV tables, the fixed record-level split, the TRIPOD+AI checklist and the reviewer-sensitivity table.</w:t>
       </w:r>
     </w:p>
     <w:p>
@@ -434,7 +434,7 @@
     </w:p>
     <w:p>
       <w:r>
-        <w:t>The CTU-UHB/CTU-CHB dataset is publicly available through PhysioNet. CTGDL-FHRMA is available through its public Zenodo record with subset-specific access caveats. UCI Cardiotocography is available through the UCI Machine Learning Repository. Derived figure source-data tables, supplementary CSV tables, the fixed record-level split and reviewer-sensitivity tables are available in the project repository at https://github.com/Luciky-Leo/ctg-foundation-trajectory and in the versioned Zenodo archive at https://doi.org/10.5281/zenodo.20484443. The repository name is historical and does not imply that the model is a foundation model.</w:t>
+        <w:t>The CTU-UHB/CTU-CHB dataset is publicly available through PhysioNet. CTGDL-FHRMA is available through its public Zenodo record with subset-specific access caveats. UCI Cardiotocography is available through the UCI Machine Learning Repository. Derived figure source-data tables, supplementary CSV tables, the fixed record-level split and reviewer-sensitivity tables are available in the project repository at https://github.com/Luciky-Leo/ctg-foundation-trajectory and in the versioned Zenodo archive at https://doi.org/10.5281/zenodo.20485068. The repository name is historical and does not imply that the model is a foundation model.</w:t>
       </w:r>
     </w:p>
     <w:p>
